--- a/第一天考试练习.docx
+++ b/第一天考试练习.docx
@@ -26,7 +26,7 @@
           <w:sz w:val="18"/>
           <w:szCs w:val="18"/>
         </w:rPr>
-        <w:t xml:space="preserve">考试时间：2026年7月29日 21:00 — 2026年7月30日 21:00 | 答题限时：30分钟</w:t>
+        <w:t xml:space="preserve">考试时间：2026年7月29日 21:00 — 2026年7月30日 21:00 | 答题限时：60分钟</w:t>
       </w:r>
     </w:p>
     <w:p/>
@@ -8651,7 +8651,7 @@
           <w:sz w:val="21"/>
           <w:szCs w:val="21"/>
         </w:rPr>
-        <w:t xml:space="preserve">18. [ID:896] 党风廉政建设和反腐败斗争，是党的建设的重大</w:t>
+        <w:t xml:space="preserve">18. [ID:896] 党风廉政建设和反腐败斗争，是党的建设的重大任务。</w:t>
       </w:r>
     </w:p>
     <w:p>
